--- a/2023-2024/Basi di Dati/Progetto/ElementiXDatabase.docx
+++ b/2023-2024/Basi di Dati/Progetto/ElementiXDatabase.docx
@@ -30,12 +30,7 @@
       </w:r>
       <w:r>
         <w:tab/>
-      </w:r>
-      <w:r>
-        <w:t>TRAPANO-AVVITATORE METABO</w:t>
-      </w:r>
-      <w:r>
-        <w:t xml:space="preserve"> </w:t>
+        <w:t xml:space="preserve">TRAPANO-AVVITATORE METABO </w:t>
       </w:r>
       <w:r>
         <w:t xml:space="preserve">              € </w:t>
@@ -49,13 +44,7 @@
         <w:ind w:left="708"/>
       </w:pPr>
       <w:r>
-        <w:t xml:space="preserve">BS12BLQ </w:t>
-      </w:r>
-      <w:r>
-        <w:t>TRAPANO-AVVITATORE METABO</w:t>
-      </w:r>
-      <w:r>
-        <w:t xml:space="preserve"> </w:t>
+        <w:t xml:space="preserve">BS12BLQ TRAPANO-AVVITATORE METABO </w:t>
       </w:r>
       <w:r>
         <w:t xml:space="preserve">           € </w:t>
@@ -169,6 +158,13 @@
       </w:r>
     </w:p>
     <w:p>
+      <w:bookmarkStart w:id="0" w:name="_GoBack"/>
+      <w:r>
+        <w:t>LEVIGATRICE ROTO ORBITALE METABO SXE150                       € 185</w:t>
+      </w:r>
+    </w:p>
+    <w:bookmarkEnd w:id="0"/>
+    <w:p>
       <w:r>
         <w:t>PUNTE:</w:t>
       </w:r>
@@ -241,10 +237,7 @@
         <w:tab/>
       </w:r>
       <w:r>
-        <w:t xml:space="preserve">SDS-PLUS BOOSTER </w:t>
-      </w:r>
-      <w:r>
-        <w:t>14X210                                              € 20.00</w:t>
+        <w:t>SDS-PLUS BOOSTER 14X210                                              € 20.00</w:t>
       </w:r>
     </w:p>
     <w:p>
@@ -279,8 +272,6 @@
     <w:p>
       <w:r>
         <w:tab/>
-      </w:r>
-      <w:r>
         <w:t>GRINDING</w:t>
       </w:r>
       <w:r>
@@ -296,8 +287,6 @@
     <w:p>
       <w:r>
         <w:tab/>
-      </w:r>
-      <w:r>
         <w:t>GRINDING</w:t>
       </w:r>
       <w:r>
@@ -316,12 +305,7 @@
         <w:t xml:space="preserve">LAMELLARE 115 </w:t>
       </w:r>
       <w:r>
-        <w:t xml:space="preserve">                                                                   </w:t>
-      </w:r>
-      <w:bookmarkStart w:id="0" w:name="_GoBack"/>
-      <w:bookmarkEnd w:id="0"/>
-      <w:r>
-        <w:t xml:space="preserve">€ </w:t>
+        <w:t xml:space="preserve">                                                                   € </w:t>
       </w:r>
       <w:r>
         <w:t>3.00</w:t>
